--- a/GROUP FOURTEEN-WPS Office.docx
+++ b/GROUP FOURTEEN-WPS Office.docx
@@ -31,7 +31,7 @@
           <w:highlight w:val="yellow"/>
           <w:lang w:val="en-US"/>
         </w:rPr>
-        <w:t>NAME                                               REGISTRATION NUMBER            GITHUB ACCOUNT</w:t>
+        <w:t>NAME                                               REGISTRATION NUMBER     GITHUBACCOUNT</w:t>
       </w:r>
     </w:p>
     <w:p>
@@ -55,7 +55,7 @@
         <w:rPr>
           <w:lang w:val="en-US"/>
         </w:rPr>
-        <w:t xml:space="preserve">          a</w:t>
+        <w:t xml:space="preserve">        a</w:t>
       </w:r>
       <w:r>
         <w:rPr>
@@ -89,7 +89,7 @@
         <w:rPr>
           <w:lang w:val="en-US"/>
         </w:rPr>
-        <w:t xml:space="preserve">         elizabethachola698-del</w:t>
+        <w:t xml:space="preserve">       elizabethachola698-del</w:t>
       </w:r>
       <w:r>
         <w:cr/>
@@ -161,7 +161,7 @@
         <w:rPr>
           <w:lang w:val="en-US"/>
         </w:rPr>
-        <w:t xml:space="preserve">                 </w:t>
+        <w:t xml:space="preserve">                </w:t>
       </w:r>
       <w:r>
         <w:t>BU/UP/2025/3268</w:t>
@@ -170,21 +170,13 @@
         <w:rPr>
           <w:lang w:val="en-US"/>
         </w:rPr>
-        <w:t xml:space="preserve">           markmpuuga56-spec</w:t>
+        <w:t xml:space="preserve">  markmpuuga56-spec</w:t>
       </w:r>
     </w:p>
     <w:p>
       <w:pPr>
         <w:pStyle w:val="style0"/>
-        <w:rPr>
-          <w:lang w:val="en-US"/>
-        </w:rPr>
-      </w:pPr>
-    </w:p>
-    <w:p>
-      <w:pPr>
-        <w:pStyle w:val="style0"/>
-        <w:jc w:val="center"/>
+        <w:jc w:val="left"/>
         <w:rPr>
           <w:b/>
           <w:bCs/>
@@ -192,16 +184,6 @@
           <w:u w:val="dash"/>
         </w:rPr>
       </w:pPr>
-      <w:r>
-        <w:rPr>
-          <w:b/>
-          <w:bCs/>
-          <w:highlight w:val="cyan"/>
-          <w:u w:val="dash"/>
-          <w:lang w:val="en-US"/>
-        </w:rPr>
-        <w:t>https://github.com/Group-14-MATLAB-ACCOUNT/Assignment-one.git</w:t>
-      </w:r>
     </w:p>
     <w:p>
       <w:pPr>
